--- a/docs/AtoM_Heratio_Project_Briefing.docx
+++ b/docs/AtoM_Heratio_Project_Briefing.docx
@@ -18,32 +18,6 @@
         <w:t xml:space="preserve">The Archive and Heritage Group (Pty) Ltd</w:t>
       </w:r>
     </w:p>
-    <w:sdt>
-      <w:sdtPr>
-        <w:docPartObj>
-          <w:docPartGallery w:val="Table of Contents"/>
-          <w:docPartUnique/>
-        </w:docPartObj>
-      </w:sdtPr>
-      <w:sdtContent>
-        <w:p>
-          <w:pPr>
-            <w:pStyle w:val="TOCHeading"/>
-          </w:pPr>
-          <w:r>
-            <w:t xml:space="preserve">Table of Contents</w:t>
-          </w:r>
-        </w:p>
-        <w:p>
-          <w:r>
-            <w:fldChar w:fldCharType="begin" w:dirty="true"/>
-            <w:instrText xml:space="preserve">TOC \o "1-2" \h \z \u</w:instrText>
-            <w:fldChar w:fldCharType="separate"/>
-            <w:fldChar w:fldCharType="end"/>
-          </w:r>
-        </w:p>
-      </w:sdtContent>
-    </w:sdt>
     <w:bookmarkStart w:id="62" w:name="atom-heratio-project-briefing"/>
     <w:p>
       <w:pPr>
@@ -1183,148 +1157,169 @@
     </w:p>
     <w:p>
       <w:pPr>
-        <w:pStyle w:val="SourceCode"/>
-      </w:pPr>
-      <w:r>
-        <w:rPr>
-          <w:rStyle w:val="VerbatimChar"/>
-        </w:rPr>
-        <w:t xml:space="preserve">┌─────────────────────────────────────────────────────────────┐</w:t>
-      </w:r>
-      <w:r>
-        <w:br/>
-      </w:r>
-      <w:r>
-        <w:rPr>
-          <w:rStyle w:val="VerbatimChar"/>
-        </w:rPr>
-        <w:t xml:space="preserve">│                    AtoM 2.10 BASE (Symfony 1.x)              │</w:t>
-      </w:r>
-      <w:r>
-        <w:br/>
-      </w:r>
-      <w:r>
-        <w:rPr>
-          <w:rStyle w:val="VerbatimChar"/>
-        </w:rPr>
-        <w:t xml:space="preserve">│  Routing · Templates · ACL · Propel ORM · sfPluginAdmin      │</w:t>
-      </w:r>
-      <w:r>
-        <w:br/>
-      </w:r>
-      <w:r>
-        <w:rPr>
-          <w:rStyle w:val="VerbatimChar"/>
-        </w:rPr>
-        <w:t xml:space="preserve">├─────────────────────────────────────────────────────────────┤</w:t>
-      </w:r>
-      <w:r>
-        <w:br/>
-      </w:r>
-      <w:r>
-        <w:rPr>
-          <w:rStyle w:val="VerbatimChar"/>
-        </w:rPr>
-        <w:t xml:space="preserve">│  LAYER 1: atom-framework v2.11.7 (REQUIRED)                  │</w:t>
-      </w:r>
-      <w:r>
-        <w:br/>
-      </w:r>
-      <w:r>
-        <w:rPr>
-          <w:rStyle w:val="VerbatimChar"/>
-        </w:rPr>
-        <w:t xml:space="preserve">│  ├── Laravel Query Builder (Illuminate\Database\Capsule)     │</w:t>
-      </w:r>
-      <w:r>
-        <w:br/>
-      </w:r>
-      <w:r>
-        <w:rPr>
-          <w:rStyle w:val="VerbatimChar"/>
-        </w:rPr>
-        <w:t xml:space="preserve">│  ├── Extension Manager (CLI + Service)                       │</w:t>
-      </w:r>
-      <w:r>
-        <w:br/>
-      </w:r>
-      <w:r>
-        <w:rPr>
-          <w:rStyle w:val="VerbatimChar"/>
-        </w:rPr>
-        <w:t xml:space="preserve">│  ├── 90+ Services                                            │</w:t>
-      </w:r>
-      <w:r>
-        <w:br/>
-      </w:r>
-      <w:r>
-        <w:rPr>
-          <w:rStyle w:val="VerbatimChar"/>
-        </w:rPr>
-        <w:t xml:space="preserve">│  ├── RouteLoader + RouteCollector                            │</w:t>
-      </w:r>
-      <w:r>
-        <w:br/>
-      </w:r>
-      <w:r>
-        <w:rPr>
-          <w:rStyle w:val="VerbatimChar"/>
-        </w:rPr>
-        <w:t xml:space="preserve">│  └── Helper classes                                          │</w:t>
-      </w:r>
-      <w:r>
-        <w:br/>
-      </w:r>
-      <w:r>
-        <w:rPr>
-          <w:rStyle w:val="VerbatimChar"/>
-        </w:rPr>
-        <w:t xml:space="preserve">├─────────────────────────────────────────────────────────────┤</w:t>
-      </w:r>
-      <w:r>
-        <w:br/>
-      </w:r>
-      <w:r>
-        <w:rPr>
-          <w:rStyle w:val="VerbatimChar"/>
-        </w:rPr>
-        <w:t xml:space="preserve">│  LAYER 2: atom-ahg-plugins v3.21.17 (80 plugins)             │</w:t>
-      </w:r>
-      <w:r>
-        <w:br/>
-      </w:r>
-      <w:r>
-        <w:rPr>
-          <w:rStyle w:val="VerbatimChar"/>
-        </w:rPr>
-        <w:t xml:space="preserve">│  ├── 16 locked core plugins                                  │</w:t>
-      </w:r>
-      <w:r>
-        <w:br/>
-      </w:r>
-      <w:r>
-        <w:rPr>
-          <w:rStyle w:val="VerbatimChar"/>
-        </w:rPr>
-        <w:t xml:space="preserve">│  ├── 6 stable GLAM sector plugins                            │</w:t>
-      </w:r>
-      <w:r>
-        <w:br/>
-      </w:r>
-      <w:r>
-        <w:rPr>
-          <w:rStyle w:val="VerbatimChar"/>
-        </w:rPr>
-        <w:t xml:space="preserve">│  └── 58 optional feature plugins                             │</w:t>
-      </w:r>
-      <w:r>
-        <w:br/>
-      </w:r>
-      <w:r>
-        <w:rPr>
-          <w:rStyle w:val="VerbatimChar"/>
-        </w:rPr>
-        <w:t xml:space="preserve">└─────────────────────────────────────────────────────────────┘</w:t>
+        <w:pStyle w:val="FirstParagraph"/>
+      </w:pPr>
+      <w:r>
+        <w:t xml:space="preserve">AtoM</w:t>
+      </w:r>
+      <w:r>
+        <w:t xml:space="preserve">2.10</w:t>
+      </w:r>
+      <w:r>
+        <w:t xml:space="preserve">BASE</w:t>
+      </w:r>
+      <w:r>
+        <w:t xml:space="preserve">(Symfony</w:t>
+      </w:r>
+      <w:r>
+        <w:t xml:space="preserve">1.x)</w:t>
+      </w:r>
+      <w:r>
+        <w:t xml:space="preserve">Routing</w:t>
+      </w:r>
+      <w:r>
+        <w:t xml:space="preserve">·</w:t>
+      </w:r>
+      <w:r>
+        <w:t xml:space="preserve">Templates</w:t>
+      </w:r>
+      <w:r>
+        <w:t xml:space="preserve">·</w:t>
+      </w:r>
+      <w:r>
+        <w:t xml:space="preserve">ACL</w:t>
+      </w:r>
+      <w:r>
+        <w:t xml:space="preserve">·</w:t>
+      </w:r>
+      <w:r>
+        <w:t xml:space="preserve">Propel</w:t>
+      </w:r>
+      <w:r>
+        <w:t xml:space="preserve">ORM</w:t>
+      </w:r>
+      <w:r>
+        <w:t xml:space="preserve">·</w:t>
+      </w:r>
+      <w:r>
+        <w:t xml:space="preserve">sfPluginAdmin</w:t>
+      </w:r>
+      <w:r>
+        <w:t xml:space="preserve">LAYER</w:t>
+      </w:r>
+      <w:r>
+        <w:t xml:space="preserve">1:</w:t>
+      </w:r>
+      <w:r>
+        <w:t xml:space="preserve">atom-framework</w:t>
+      </w:r>
+      <w:r>
+        <w:t xml:space="preserve">v2.11.7</w:t>
+      </w:r>
+      <w:r>
+        <w:t xml:space="preserve">(REQUIRED)</w:t>
+      </w:r>
+      <w:r>
+        <w:t xml:space="preserve">Laravel</w:t>
+      </w:r>
+      <w:r>
+        <w:t xml:space="preserve">Query</w:t>
+      </w:r>
+      <w:r>
+        <w:t xml:space="preserve">Builder</w:t>
+      </w:r>
+      <w:r>
+        <w:t xml:space="preserve">(Illuminate</w:t>
+      </w:r>
+      <w:r>
+        <w:t xml:space="preserve">)</w:t>
+      </w:r>
+      <w:r>
+        <w:t xml:space="preserve">Extension</w:t>
+      </w:r>
+      <w:r>
+        <w:t xml:space="preserve">Manager</w:t>
+      </w:r>
+      <w:r>
+        <w:t xml:space="preserve">(CLI</w:t>
+      </w:r>
+      <w:r>
+        <w:t xml:space="preserve">Service)</w:t>
+      </w:r>
+      <w:r>
+        <w:t xml:space="preserve">90</w:t>
+      </w:r>
+      <w:r>
+        <w:t xml:space="preserve">Services</w:t>
+      </w:r>
+      <w:r>
+        <w:t xml:space="preserve">RouteLoader</w:t>
+      </w:r>
+      <w:r>
+        <w:t xml:space="preserve">RouteCollector</w:t>
+      </w:r>
+      <w:r>
+        <w:t xml:space="preserve">Helper</w:t>
+      </w:r>
+      <w:r>
+        <w:t xml:space="preserve">classes</w:t>
+      </w:r>
+      <w:r>
+        <w:t xml:space="preserve">LAYER</w:t>
+      </w:r>
+      <w:r>
+        <w:t xml:space="preserve">2:</w:t>
+      </w:r>
+      <w:r>
+        <w:t xml:space="preserve">atom-ahg-plugins</w:t>
+      </w:r>
+      <w:r>
+        <w:t xml:space="preserve">v3.21.17</w:t>
+      </w:r>
+      <w:r>
+        <w:t xml:space="preserve">(80</w:t>
+      </w:r>
+      <w:r>
+        <w:t xml:space="preserve">plugins)</w:t>
+      </w:r>
+      <w:r>
+        <w:t xml:space="preserve">16</w:t>
+      </w:r>
+      <w:r>
+        <w:t xml:space="preserve">locked</w:t>
+      </w:r>
+      <w:r>
+        <w:t xml:space="preserve">core</w:t>
+      </w:r>
+      <w:r>
+        <w:t xml:space="preserve">plugins</w:t>
+      </w:r>
+      <w:r>
+        <w:t xml:space="preserve">6</w:t>
+      </w:r>
+      <w:r>
+        <w:t xml:space="preserve">stable</w:t>
+      </w:r>
+      <w:r>
+        <w:t xml:space="preserve">GLAM</w:t>
+      </w:r>
+      <w:r>
+        <w:t xml:space="preserve">sector</w:t>
+      </w:r>
+      <w:r>
+        <w:t xml:space="preserve">plugins</w:t>
+      </w:r>
+      <w:r>
+        <w:t xml:space="preserve">58</w:t>
+      </w:r>
+      <w:r>
+        <w:t xml:space="preserve">optional</w:t>
+      </w:r>
+      <w:r>
+        <w:t xml:space="preserve">feature</w:t>
+      </w:r>
+      <w:r>
+        <w:t xml:space="preserve">plugins</w:t>
       </w:r>
     </w:p>
     <w:bookmarkStart w:id="25" w:name="technology-stack"/>
@@ -2367,7 +2362,7 @@
               <w:jc w:val="left"/>
             </w:pPr>
             <w:r>
-              <w:t xml:space="preserve">CCO, Spectrum 5.1, Getty AAT (1,057 cached terms), condition assessment</w:t>
+              <w:t xml:space="preserve">CCO, Collections Procedures, Getty AAT (1,057 cached terms), condition assessment</w:t>
             </w:r>
           </w:p>
         </w:tc>
@@ -3938,7 +3933,7 @@
               <w:jc w:val="left"/>
             </w:pPr>
             <w:r>
-              <w:t xml:space="preserve">Spectrum 5.1 (UK Collections Trust)</w:t>
+              <w:t xml:space="preserve">Collections Procedures</w:t>
             </w:r>
           </w:p>
         </w:tc>
@@ -4454,7 +4449,7 @@
               <w:jc w:val="left"/>
             </w:pPr>
             <w:r>
-              <w:t xml:space="preserve">Condition assessment with AI (LLaVA), photo annotation, Spectrum 5.1</w:t>
+              <w:t xml:space="preserve">Condition assessment with AI (LLaVA), photo annotation, Collections Procedures</w:t>
             </w:r>
           </w:p>
         </w:tc>
@@ -5443,7 +5438,7 @@
         <w:t xml:space="preserve"> </w:t>
       </w:r>
       <w:r>
-        <w:t xml:space="preserve">— AI damage detection with Spectrum 5.1 vocabulary (15 damage types)</w:t>
+        <w:t xml:space="preserve">— AI damage detection with Collections Procedures vocabulary (15 damage types)</w:t>
       </w:r>
     </w:p>
     <w:p>
